--- a/policies/build/masters_hco/HCO.HRM.10_v2_master.docx
+++ b/policies/build/masters_hco/HCO.HRM.10_v2_master.docx
@@ -773,7 +773,7 @@
           <w:sz w:val="22"/>
           <w:szCs w:val="22"/>
         </w:rPr>
-        <w:t xml:space="preserve">Boundaries: do not copy SHCO equivalent-chapter wording (including the already-deployed SHCO 3rd Edition HRM chapter). Do not overwrite HCO AAC, COP, MOM, PRE, IPC, PSQ, ROM or FMS policies. Spell out abbreviations on first use in training materials. OE counts/levels/asterisks stay with the official portal Standards PDF. Method notes come from the Guidebook Interpretation paragraphs (scanned PDF; no text layer, transcribed and verified against rendered page images — see policies/source/hco6_hrm_chapter_notes.md).</w:t>
+        <w:t xml:space="preserve">Boundaries: do not overwrite HCO AAC, COP, MOM, PRE, IPC, PSQ, ROM or FMS policies. Spell out abbreviations on first use in training materials. OE counts/levels/asterisks stay with the official portal Standards PDF. Method notes come from the Guidebook Interpretation paragraphs (scanned PDF; no text layer, transcribed and verified against rendered page images — see policies/source/hco6_hrm_chapter_notes.md).</w:t>
       </w:r>
     </w:p>
     <w:p>
@@ -839,7 +839,7 @@
           <w:sz w:val="22"/>
           <w:szCs w:val="22"/>
         </w:rPr>
-        <w:t xml:space="preserve">2. Do not skip: The personal files contain personal information regarding the staff’s qualification, job description, verif...</w:t>
+        <w:t xml:space="preserve">2. Do not skip: The personal files contain personal information regarding the staff’s qualification, job description...</w:t>
       </w:r>
     </w:p>
     <w:p>
@@ -893,7 +893,7 @@
         <w:spacing w:after="100" w:before="220"/>
       </w:pPr>
       <w:r>
-        <w:t xml:space="preserve">5.1 Personal files are maintained with respect to all staff, and their co...</w:t>
+        <w:t xml:space="preserve">5.1 Personal files are maintained with respect to all staff, and their...</w:t>
       </w:r>
     </w:p>
     <w:p>
@@ -1026,6 +1026,20 @@
       </w:pPr>
       <w:r>
         <w:t xml:space="preserve">6. Governance and responsibility</w:t>
+      </w:r>
+    </w:p>
+    <w:p>
+      <w:pPr>
+        <w:spacing w:after="20" w:before="100"/>
+      </w:pPr>
+      <w:r>
+        <w:rPr>
+          <w:b/>
+          <w:bCs/>
+          <w:sz w:val="22"/>
+          <w:szCs w:val="22"/>
+        </w:rPr>
+        <w:t xml:space="preserve">Medical Superintendent</w:t>
       </w:r>
     </w:p>
     <w:p>
@@ -1042,7 +1056,21 @@
           <w:sz w:val="22"/>
           <w:szCs w:val="22"/>
         </w:rPr>
-        <w:t xml:space="preserve">Medical Superintendent</w:t>
+        <w:t xml:space="preserve">Accountable that HRM.10 is resourced and followed.</w:t>
+      </w:r>
+    </w:p>
+    <w:p>
+      <w:pPr>
+        <w:spacing w:after="20" w:before="100"/>
+      </w:pPr>
+      <w:r>
+        <w:rPr>
+          <w:b/>
+          <w:bCs/>
+          <w:sz w:val="22"/>
+          <w:szCs w:val="22"/>
+        </w:rPr>
+        <w:t xml:space="preserve">HR In-Charge / Personnel Officer</w:t>
       </w:r>
     </w:p>
     <w:p>
@@ -1059,7 +1087,21 @@
           <w:sz w:val="22"/>
           <w:szCs w:val="22"/>
         </w:rPr>
-        <w:t xml:space="preserve">Accountable that HRM.10 is resourced and followed.</w:t>
+        <w:t xml:space="preserve">Owns day-to-day implementation and records for this standard.</w:t>
+      </w:r>
+    </w:p>
+    <w:p>
+      <w:pPr>
+        <w:spacing w:after="20" w:before="100"/>
+      </w:pPr>
+      <w:r>
+        <w:rPr>
+          <w:b/>
+          <w:bCs/>
+          <w:sz w:val="22"/>
+          <w:szCs w:val="22"/>
+        </w:rPr>
+        <w:t xml:space="preserve">Quality Coordinator</w:t>
       </w:r>
     </w:p>
     <w:p>
@@ -1076,7 +1118,21 @@
           <w:sz w:val="22"/>
           <w:szCs w:val="22"/>
         </w:rPr>
-        <w:t xml:space="preserve">HR In-Charge / Personnel Officer</w:t>
+        <w:t xml:space="preserve">Audits this policy «quarterly»; holds training acknowledgements.</w:t>
+      </w:r>
+    </w:p>
+    <w:p>
+      <w:pPr>
+        <w:spacing w:after="20" w:before="100"/>
+      </w:pPr>
+      <w:r>
+        <w:rPr>
+          <w:b/>
+          <w:bCs/>
+          <w:sz w:val="22"/>
+          <w:szCs w:val="22"/>
+        </w:rPr>
+        <w:t xml:space="preserve">departmental leaders</w:t>
       </w:r>
     </w:p>
     <w:p>
@@ -1093,7 +1149,28 @@
           <w:sz w:val="22"/>
           <w:szCs w:val="22"/>
         </w:rPr>
-        <w:t xml:space="preserve">Owns day-to-day implementation and records for this standard.</w:t>
+        <w:t xml:space="preserve">Run the department-level duties this standard names.</w:t>
+      </w:r>
+    </w:p>
+    <w:p>
+      <w:pPr>
+        <w:pStyle w:val="Heading1"/>
+        <w:spacing w:after="120" w:before="280"/>
+      </w:pPr>
+      <w:r>
+        <w:t xml:space="preserve">7. Quality monitoring (RCA → CAPA)</w:t>
+      </w:r>
+    </w:p>
+    <w:p>
+      <w:pPr>
+        <w:spacing w:after="140"/>
+      </w:pPr>
+      <w:r>
+        <w:rPr>
+          <w:sz w:val="22"/>
+          <w:szCs w:val="22"/>
+        </w:rPr>
+        <w:t xml:space="preserve">The Quality Coordinator audits this policy «quarterly». The audit reviews:</w:t>
       </w:r>
     </w:p>
     <w:p>
@@ -1110,7 +1187,7 @@
           <w:sz w:val="22"/>
           <w:szCs w:val="22"/>
         </w:rPr>
-        <w:t xml:space="preserve">Quality Coordinator</w:t>
+        <w:t xml:space="preserve">Records for a sample of this standard's objective elements, checked against the What-we-do steps.</w:t>
       </w:r>
     </w:p>
     <w:p>
@@ -1127,142 +1204,19 @@
           <w:sz w:val="22"/>
           <w:szCs w:val="22"/>
         </w:rPr>
-        <w:t xml:space="preserve">Audits this policy «quarterly»; holds training acknowledgements.</w:t>
-      </w:r>
-    </w:p>
-    <w:p>
-      <w:pPr>
-        <w:pStyle w:val="ListParagraph"/>
-        <w:numPr>
-          <w:ilvl w:val="0"/>
-          <w:numId w:val="1"/>
-        </w:numPr>
-        <w:spacing w:after="60"/>
-      </w:pPr>
-      <w:r>
-        <w:rPr>
-          <w:sz w:val="22"/>
-          <w:szCs w:val="22"/>
-        </w:rPr>
-        <w:t xml:space="preserve">departmental leaders</w:t>
-      </w:r>
-    </w:p>
-    <w:p>
-      <w:pPr>
-        <w:pStyle w:val="ListParagraph"/>
-        <w:numPr>
-          <w:ilvl w:val="0"/>
-          <w:numId w:val="1"/>
-        </w:numPr>
-        <w:spacing w:after="60"/>
-      </w:pPr>
-      <w:r>
-        <w:rPr>
-          <w:sz w:val="22"/>
-          <w:szCs w:val="22"/>
-        </w:rPr>
-        <w:t xml:space="preserve">Run the department-level duties this standard names.</w:t>
-      </w:r>
-    </w:p>
-    <w:p>
-      <w:pPr>
-        <w:pStyle w:val="Heading1"/>
-        <w:spacing w:after="120" w:before="280"/>
-      </w:pPr>
-      <w:r>
-        <w:t xml:space="preserve">7. Quality monitoring (RCA → CAPA)</w:t>
-      </w:r>
-    </w:p>
-    <w:p>
-      <w:pPr>
-        <w:spacing w:after="140"/>
-      </w:pPr>
-      <w:r>
-        <w:rPr>
-          <w:sz w:val="22"/>
-          <w:szCs w:val="22"/>
-        </w:rPr>
-        <w:t xml:space="preserve">The Quality Coordinator audits this policy «quarterly».</w:t>
-      </w:r>
-    </w:p>
-    <w:p>
-      <w:pPr>
-        <w:spacing w:after="140"/>
-      </w:pPr>
-      <w:r>
-        <w:rPr>
-          <w:sz w:val="22"/>
-          <w:szCs w:val="22"/>
-        </w:rPr>
-        <w:t xml:space="preserve">What is monitored each quarter:</w:t>
-      </w:r>
-    </w:p>
-    <w:p>
-      <w:pPr>
-        <w:pStyle w:val="ListParagraph"/>
-        <w:numPr>
-          <w:ilvl w:val="0"/>
-          <w:numId w:val="1"/>
-        </w:numPr>
-        <w:spacing w:after="60"/>
-      </w:pPr>
-      <w:r>
-        <w:rPr>
-          <w:sz w:val="22"/>
-          <w:szCs w:val="22"/>
-        </w:rPr>
-        <w:t xml:space="preserve">Sample of records for each OE HRM.10.a–d.</w:t>
-      </w:r>
-    </w:p>
-    <w:p>
-      <w:pPr>
-        <w:pStyle w:val="ListParagraph"/>
-        <w:numPr>
-          <w:ilvl w:val="0"/>
-          <w:numId w:val="1"/>
-        </w:numPr>
-        <w:spacing w:after="60"/>
-      </w:pPr>
-      <w:r>
-        <w:rPr>
-          <w:sz w:val="22"/>
-          <w:szCs w:val="22"/>
-        </w:rPr>
-        <w:t xml:space="preserve">Asterisked elements (none) have document evidence as required.</w:t>
-      </w:r>
-    </w:p>
-    <w:p>
-      <w:pPr>
-        <w:pStyle w:val="ListParagraph"/>
-        <w:numPr>
-          <w:ilvl w:val="0"/>
-          <w:numId w:val="1"/>
-        </w:numPr>
-        <w:spacing w:after="60"/>
-      </w:pPr>
-      <w:r>
-        <w:rPr>
-          <w:sz w:val="22"/>
-          <w:szCs w:val="22"/>
-        </w:rPr>
-        <w:t xml:space="preserve">CORE elements (none) show no critical gaps in the sample.</w:t>
-      </w:r>
-    </w:p>
-    <w:p>
-      <w:pPr>
-        <w:pStyle w:val="ListParagraph"/>
-        <w:numPr>
-          <w:ilvl w:val="0"/>
-          <w:numId w:val="1"/>
-        </w:numPr>
-        <w:spacing w:after="60"/>
-      </w:pPr>
-      <w:r>
-        <w:rPr>
-          <w:sz w:val="22"/>
-          <w:szCs w:val="22"/>
-        </w:rPr>
         <w:t xml:space="preserve">Stop-work events (if any) are logged with outcome.</w:t>
+      </w:r>
+    </w:p>
+    <w:p>
+      <w:pPr>
+        <w:spacing w:after="140"/>
+      </w:pPr>
+      <w:r>
+        <w:rPr>
+          <w:sz w:val="22"/>
+          <w:szCs w:val="22"/>
+        </w:rPr>
+        <w:t xml:space="preserve">Root-cause analysis is required when a gap found in this audit remains open beyond «90 days».</w:t>
       </w:r>
     </w:p>
     <w:p>
@@ -2739,7 +2693,7 @@
           <w:sz w:val="22"/>
           <w:szCs w:val="22"/>
         </w:rPr>
-        <w:t xml:space="preserve">Records showing HRM.10.a was followed for sampled cases.</w:t>
+        <w:t xml:space="preserve">Personal-file maintenance record for all staff, current and updated.</w:t>
       </w:r>
     </w:p>
     <w:p>
@@ -2756,7 +2710,7 @@
           <w:sz w:val="22"/>
           <w:szCs w:val="22"/>
         </w:rPr>
-        <w:t xml:space="preserve">Written guidance / protocol referenced for this element (where required).</w:t>
+        <w:t xml:space="preserve">Confidentiality and access-restriction record.</w:t>
       </w:r>
     </w:p>
     <w:p>
@@ -2773,7 +2727,7 @@
           <w:sz w:val="22"/>
           <w:szCs w:val="22"/>
         </w:rPr>
-        <w:t xml:space="preserve">Audit sample notes for HRM.10.a reviewed «quarterly».</w:t>
+        <w:t xml:space="preserve">Electronic-format record, where used.</w:t>
       </w:r>
     </w:p>
     <w:p>
@@ -2799,7 +2753,7 @@
           <w:sz w:val="22"/>
           <w:szCs w:val="22"/>
         </w:rPr>
-        <w:t xml:space="preserve">Records showing HRM.10.b was followed for sampled cases.</w:t>
+        <w:t xml:space="preserve">Personal-file content record — qualification, job description, credential verification, health status.</w:t>
       </w:r>
     </w:p>
     <w:p>
@@ -2816,7 +2770,7 @@
           <w:sz w:val="22"/>
           <w:szCs w:val="22"/>
         </w:rPr>
-        <w:t xml:space="preserve">Written guidance / protocol referenced for this element (where required).</w:t>
+        <w:t xml:space="preserve">Completeness-check record.</w:t>
       </w:r>
     </w:p>
     <w:p>
@@ -2833,7 +2787,7 @@
           <w:sz w:val="22"/>
           <w:szCs w:val="22"/>
         </w:rPr>
-        <w:t xml:space="preserve">Audit sample notes for HRM.10.b reviewed «quarterly».</w:t>
+        <w:t xml:space="preserve">Update-currency record.</w:t>
       </w:r>
     </w:p>
     <w:p>
@@ -2859,7 +2813,7 @@
           <w:sz w:val="22"/>
           <w:szCs w:val="22"/>
         </w:rPr>
-        <w:t xml:space="preserve">Records showing HRM.10.c was followed for sampled cases.</w:t>
+        <w:t xml:space="preserve">In-service training and education record maintained in, or traceable from, the personal file.</w:t>
       </w:r>
     </w:p>
     <w:p>
@@ -2876,7 +2830,7 @@
           <w:sz w:val="22"/>
           <w:szCs w:val="22"/>
         </w:rPr>
-        <w:t xml:space="preserve">Written guidance / protocol referenced for this element (where required).</w:t>
+        <w:t xml:space="preserve">Annual training-summary record for internal training.</w:t>
       </w:r>
     </w:p>
     <w:p>
@@ -2893,7 +2847,7 @@
           <w:sz w:val="22"/>
           <w:szCs w:val="22"/>
         </w:rPr>
-        <w:t xml:space="preserve">Audit sample notes for HRM.10.c reviewed «quarterly».</w:t>
+        <w:t xml:space="preserve">Attendance-verification supporting document.</w:t>
       </w:r>
     </w:p>
     <w:p>
@@ -2919,7 +2873,7 @@
           <w:sz w:val="22"/>
           <w:szCs w:val="22"/>
         </w:rPr>
-        <w:t xml:space="preserve">Records showing HRM.10.d was followed for sampled cases.</w:t>
+        <w:t xml:space="preserve">Personal-file record of evaluation results and remarks — appraisals, training assessment, health-check outcome, achievement/complaint/warning/memo.</w:t>
       </w:r>
     </w:p>
     <w:p>
@@ -2936,7 +2890,7 @@
           <w:sz w:val="22"/>
           <w:szCs w:val="22"/>
         </w:rPr>
-        <w:t xml:space="preserve">Written guidance / protocol referenced for this element (where required).</w:t>
+        <w:t xml:space="preserve">Completeness-check record.</w:t>
       </w:r>
     </w:p>
     <w:p>
@@ -2953,7 +2907,7 @@
           <w:sz w:val="22"/>
           <w:szCs w:val="22"/>
         </w:rPr>
-        <w:t xml:space="preserve">Audit sample notes for HRM.10.d reviewed «quarterly».</w:t>
+        <w:t xml:space="preserve">Confidential-handling record.</w:t>
       </w:r>
     </w:p>
     <w:p>

--- a/policies/build/masters_hco/HCO.HRM.10_v2_master.docx
+++ b/policies/build/masters_hco/HCO.HRM.10_v2_master.docx
@@ -692,7 +692,7 @@
           <w:sz w:val="22"/>
           <w:szCs w:val="22"/>
         </w:rPr>
-        <w:t xml:space="preserve">It covers objective elements HRM.10.a–d (4 elements).</w:t>
+        <w:t xml:space="preserve">This policy covers all 4 requirements under this standard, listed in detail below.</w:t>
       </w:r>
     </w:p>
     <w:p>
@@ -716,7 +716,7 @@
           <w:sz w:val="22"/>
           <w:szCs w:val="22"/>
         </w:rPr>
-        <w:t xml:space="preserve">This policy owns HRM.10. Related AAC, COP, MOM, PRE, IPC, PSQ, ROM and FMS duties stay with those policies — cross-reference only. Other HRM standards stay with their own policies.</w:t>
+        <w:t xml:space="preserve">This policy covers staff personal information and records specifically. Related duties — like patient assessment, clinical care, medication management, patient rights, infection control, quality and safety monitoring, hospital governance, or facility safety — are covered in the hospital's other policies, not repeated here. Other HRM standards stay with their own policies.</w:t>
       </w:r>
     </w:p>
     <w:p>
@@ -761,19 +761,19 @@
           <w:sz w:val="22"/>
           <w:szCs w:val="22"/>
         </w:rPr>
-        <w:t xml:space="preserve">It covers 4 objective elements (HRM.10.a, HRM.10.b, HRM.10.c, HRM.10.d).</w:t>
-      </w:r>
-    </w:p>
-    <w:p>
-      <w:pPr>
-        <w:spacing w:after="140"/>
-      </w:pPr>
-      <w:r>
-        <w:rPr>
-          <w:sz w:val="22"/>
-          <w:szCs w:val="22"/>
-        </w:rPr>
-        <w:t xml:space="preserve">Boundaries: do not overwrite HCO AAC, COP, MOM, PRE, IPC, PSQ, ROM or FMS policies. Spell out abbreviations on first use in training materials. OE counts/levels/asterisks stay with the official portal Standards PDF. Method notes come from the Guidebook Interpretation paragraphs (scanned PDF; no text layer, transcribed and verified against rendered page images — see policies/source/hco6_hrm_chapter_notes.md).</w:t>
+        <w:t xml:space="preserve">This policy covers all 4 requirements under this standard, listed in detail below.</w:t>
+      </w:r>
+    </w:p>
+    <w:p>
+      <w:pPr>
+        <w:spacing w:after="140"/>
+      </w:pPr>
+      <w:r>
+        <w:rPr>
+          <w:sz w:val="22"/>
+          <w:szCs w:val="22"/>
+        </w:rPr>
+        <w:t xml:space="preserve">This policy covers staff personal information and records specifically. Related duties — like patient assessment, clinical care, medication management, patient rights, infection control, quality and safety monitoring, hospital governance, or facility safety — are covered in the hospital's other policies, not repeated here. Spell out abbreviations on first use in training materials. OE counts/levels/asterisks stay with the official portal Standards PDF. Method notes come from the Guidebook Interpretation paragraphs (scanned PDF; no text layer, transcribed and verified against rendered page images — see policies/source/hco6_hrm_chapter_notes.md).</w:t>
       </w:r>
     </w:p>
     <w:p>
